--- a/JS CONCEPTS/JSON.docx
+++ b/JS CONCEPTS/JSON.docx
@@ -4,6 +4,7 @@
   <w:body>
     <w:p>
       <w:pPr>
+        <w:pStyle w:val="NoSpacing"/>
         <w:rPr>
           <w:b/>
           <w:lang w:eastAsia="en-IN"/>
@@ -19,45 +20,36 @@
     </w:p>
     <w:p>
       <w:pPr>
-        <w:rPr>
-          <w:lang w:eastAsia="en-IN"/>
-        </w:rPr>
-      </w:pPr>
-      <w:r>
-        <w:rPr>
-          <w:lang w:eastAsia="en-IN"/>
-        </w:rPr>
+        <w:pStyle w:val="NoSpacing"/>
+      </w:pPr>
+      <w:r>
         <w:t>JSON stands for JavaScript Object Notation.</w:t>
       </w:r>
     </w:p>
     <w:p>
       <w:pPr>
-        <w:rPr>
-          <w:lang w:eastAsia="en-IN"/>
-        </w:rPr>
-      </w:pPr>
-      <w:r>
-        <w:rPr>
-          <w:lang w:eastAsia="en-IN"/>
-        </w:rPr>
+        <w:pStyle w:val="NoSpacing"/>
+      </w:pPr>
+      <w:r>
         <w:t>It is a lightweight data format used to store and exchange data between systems (especially between frontend and backend).</w:t>
       </w:r>
     </w:p>
     <w:p>
       <w:pPr>
-        <w:rPr>
-          <w:lang w:eastAsia="en-IN"/>
-        </w:rPr>
-      </w:pPr>
-      <w:r>
-        <w:rPr>
-          <w:lang w:eastAsia="en-IN"/>
-        </w:rPr>
+        <w:pStyle w:val="NoSpacing"/>
+      </w:pPr>
+      <w:r>
         <w:t>Even though it comes from JavaScript, JSON is language-independent</w:t>
       </w:r>
     </w:p>
     <w:p>
       <w:pPr>
+        <w:pStyle w:val="NoSpacing"/>
+      </w:pPr>
+    </w:p>
+    <w:p>
+      <w:pPr>
+        <w:pStyle w:val="NoSpacing"/>
         <w:rPr>
           <w:b/>
         </w:rPr>
@@ -82,7 +74,7 @@
         <w:pStyle w:val="NoSpacing"/>
         <w:numPr>
           <w:ilvl w:val="0"/>
-          <w:numId w:val="8"/>
+          <w:numId w:val="14"/>
         </w:numPr>
       </w:pPr>
       <w:r>
@@ -105,7 +97,7 @@
         <w:pStyle w:val="NoSpacing"/>
         <w:numPr>
           <w:ilvl w:val="0"/>
-          <w:numId w:val="8"/>
+          <w:numId w:val="14"/>
         </w:numPr>
       </w:pPr>
       <w:r>
@@ -128,7 +120,7 @@
         <w:pStyle w:val="NoSpacing"/>
         <w:numPr>
           <w:ilvl w:val="0"/>
-          <w:numId w:val="8"/>
+          <w:numId w:val="14"/>
         </w:numPr>
       </w:pPr>
       <w:r>
@@ -137,11 +129,12 @@
     </w:p>
     <w:p>
       <w:pPr>
-        <w:pStyle w:val="ListParagraph"/>
-      </w:pPr>
-    </w:p>
-    <w:p>
-      <w:pPr>
+        <w:pStyle w:val="NoSpacing"/>
+      </w:pPr>
+    </w:p>
+    <w:p>
+      <w:pPr>
+        <w:pStyle w:val="NoSpacing"/>
         <w:rPr>
           <w:b/>
         </w:rPr>
@@ -156,93 +149,54 @@
     <w:p>
       <w:pPr>
         <w:pStyle w:val="NoSpacing"/>
-        <w:rPr>
-          <w:lang w:eastAsia="en-IN"/>
-        </w:rPr>
-      </w:pPr>
-      <w:r>
-        <w:rPr>
-          <w:lang w:eastAsia="en-IN"/>
-        </w:rPr>
+      </w:pPr>
+      <w:r>
         <w:t>{</w:t>
       </w:r>
     </w:p>
     <w:p>
       <w:pPr>
         <w:pStyle w:val="NoSpacing"/>
-        <w:rPr>
-          <w:lang w:eastAsia="en-IN"/>
-        </w:rPr>
-      </w:pPr>
-      <w:r>
-        <w:rPr>
-          <w:lang w:eastAsia="en-IN"/>
-        </w:rPr>
+      </w:pPr>
+      <w:r>
         <w:t xml:space="preserve">  "name": "Ananda",</w:t>
       </w:r>
     </w:p>
     <w:p>
       <w:pPr>
         <w:pStyle w:val="NoSpacing"/>
-        <w:rPr>
-          <w:lang w:eastAsia="en-IN"/>
-        </w:rPr>
-      </w:pPr>
-      <w:r>
-        <w:rPr>
-          <w:lang w:eastAsia="en-IN"/>
-        </w:rPr>
+      </w:pPr>
+      <w:r>
         <w:t xml:space="preserve">  "age": 28,</w:t>
       </w:r>
     </w:p>
     <w:p>
       <w:pPr>
         <w:pStyle w:val="NoSpacing"/>
-        <w:rPr>
-          <w:lang w:eastAsia="en-IN"/>
-        </w:rPr>
-      </w:pPr>
-      <w:r>
-        <w:rPr>
-          <w:lang w:eastAsia="en-IN"/>
-        </w:rPr>
+      </w:pPr>
+      <w:r>
         <w:t xml:space="preserve">  "</w:t>
       </w:r>
       <w:proofErr w:type="spellStart"/>
       <w:r>
-        <w:rPr>
-          <w:lang w:eastAsia="en-IN"/>
-        </w:rPr>
         <w:t>isEmployee</w:t>
       </w:r>
       <w:proofErr w:type="spellEnd"/>
       <w:r>
-        <w:rPr>
-          <w:lang w:eastAsia="en-IN"/>
-        </w:rPr>
         <w:t>": true</w:t>
       </w:r>
     </w:p>
     <w:p>
       <w:pPr>
         <w:pStyle w:val="NoSpacing"/>
-        <w:rPr>
-          <w:lang w:eastAsia="en-IN"/>
-        </w:rPr>
-      </w:pPr>
-      <w:r>
-        <w:rPr>
-          <w:lang w:eastAsia="en-IN"/>
-        </w:rPr>
+      </w:pPr>
+      <w:r>
         <w:t>}</w:t>
       </w:r>
     </w:p>
     <w:p>
       <w:pPr>
         <w:pStyle w:val="NoSpacing"/>
-        <w:rPr>
-          <w:lang w:eastAsia="en-IN"/>
-        </w:rPr>
       </w:pPr>
     </w:p>
     <w:p>
@@ -264,7 +218,7 @@
         <w:pStyle w:val="NoSpacing"/>
         <w:numPr>
           <w:ilvl w:val="0"/>
-          <w:numId w:val="9"/>
+          <w:numId w:val="15"/>
         </w:numPr>
       </w:pPr>
       <w:r>
@@ -284,7 +238,7 @@
         <w:pStyle w:val="NoSpacing"/>
         <w:numPr>
           <w:ilvl w:val="0"/>
-          <w:numId w:val="9"/>
+          <w:numId w:val="15"/>
         </w:numPr>
         <w:rPr>
           <w:rStyle w:val="Strong"/>
@@ -550,8 +504,85 @@
           <w:b/>
           <w:lang w:eastAsia="en-IN"/>
         </w:rPr>
+        <w:t>Boolean</w:t>
+      </w:r>
+    </w:p>
+    <w:p>
+      <w:pPr>
+        <w:pStyle w:val="NoSpacing"/>
+      </w:pPr>
+      <w:r>
+        <w:t>{</w:t>
+      </w:r>
+    </w:p>
+    <w:p>
+      <w:pPr>
+        <w:pStyle w:val="NoSpacing"/>
+      </w:pPr>
+      <w:r>
+        <w:t xml:space="preserve">  "</w:t>
+      </w:r>
+      <w:proofErr w:type="spellStart"/>
+      <w:r>
+        <w:t>isActive</w:t>
+      </w:r>
+      <w:proofErr w:type="spellEnd"/>
+      <w:r>
+        <w:t>": true</w:t>
+      </w:r>
+    </w:p>
+    <w:p>
+      <w:pPr>
+        <w:pStyle w:val="NoSpacing"/>
+      </w:pPr>
+      <w:r>
+        <w:t>}</w:t>
+      </w:r>
+    </w:p>
+    <w:p>
+      <w:pPr>
+        <w:pStyle w:val="NoSpacing"/>
+      </w:pPr>
+      <w:r>
+        <w:rPr>
+          <w:rFonts w:ascii="Segoe UI Emoji" w:hAnsi="Segoe UI Emoji" w:cs="Segoe UI Emoji"/>
+        </w:rPr>
         <w:lastRenderedPageBreak/>
-        <w:t>Boolean</w:t>
+        <w:t>✔</w:t>
+      </w:r>
+      <w:r>
+        <w:t xml:space="preserve"> true / false</w:t>
+      </w:r>
+      <w:r>
+        <w:br/>
+      </w:r>
+      <w:r>
+        <w:rPr>
+          <w:rFonts w:ascii="Segoe UI Emoji" w:hAnsi="Segoe UI Emoji" w:cs="Segoe UI Emoji"/>
+        </w:rPr>
+        <w:t>❌</w:t>
+      </w:r>
+      <w:r>
+        <w:t xml:space="preserve"> "true" (string) is different</w:t>
+      </w:r>
+    </w:p>
+    <w:p>
+      <w:pPr>
+        <w:pStyle w:val="NoSpacing"/>
+      </w:pPr>
+    </w:p>
+    <w:p>
+      <w:pPr>
+        <w:pStyle w:val="NoSpacing"/>
+        <w:rPr>
+          <w:b/>
+        </w:rPr>
+      </w:pPr>
+      <w:r>
+        <w:rPr>
+          <w:b/>
+        </w:rPr>
+        <w:t>Null</w:t>
       </w:r>
     </w:p>
     <w:p>
@@ -571,11 +602,11 @@
       </w:r>
       <w:proofErr w:type="spellStart"/>
       <w:r>
-        <w:t>isActive</w:t>
+        <w:t>middleName</w:t>
       </w:r>
       <w:proofErr w:type="spellEnd"/>
       <w:r>
-        <w:t>": true</w:t>
+        <w:t>": null</w:t>
       </w:r>
     </w:p>
     <w:p>
@@ -590,45 +621,19 @@
       <w:pPr>
         <w:pStyle w:val="NoSpacing"/>
       </w:pPr>
-      <w:r>
-        <w:rPr>
-          <w:rFonts w:ascii="Segoe UI Emoji" w:hAnsi="Segoe UI Emoji" w:cs="Segoe UI Emoji"/>
-        </w:rPr>
-        <w:t>✔</w:t>
-      </w:r>
-      <w:r>
-        <w:t xml:space="preserve"> true / false</w:t>
-      </w:r>
-      <w:r>
-        <w:br/>
-      </w:r>
-      <w:r>
-        <w:rPr>
-          <w:rFonts w:ascii="Segoe UI Emoji" w:hAnsi="Segoe UI Emoji" w:cs="Segoe UI Emoji"/>
-        </w:rPr>
-        <w:t>❌</w:t>
-      </w:r>
-      <w:r>
-        <w:t xml:space="preserve"> "true" (string) is different</w:t>
-      </w:r>
-    </w:p>
-    <w:p>
-      <w:pPr>
-        <w:pStyle w:val="NoSpacing"/>
-      </w:pPr>
-    </w:p>
-    <w:p>
-      <w:pPr>
-        <w:pStyle w:val="NoSpacing"/>
-        <w:rPr>
-          <w:b/>
-        </w:rPr>
-      </w:pPr>
-      <w:r>
-        <w:rPr>
-          <w:b/>
-        </w:rPr>
-        <w:t>Null</w:t>
+    </w:p>
+    <w:p>
+      <w:pPr>
+        <w:pStyle w:val="NoSpacing"/>
+        <w:rPr>
+          <w:b/>
+        </w:rPr>
+      </w:pPr>
+      <w:r>
+        <w:rPr>
+          <w:b/>
+        </w:rPr>
+        <w:t>Object</w:t>
       </w:r>
     </w:p>
     <w:p>
@@ -644,15 +649,31 @@
         <w:pStyle w:val="NoSpacing"/>
       </w:pPr>
       <w:r>
-        <w:t xml:space="preserve">  "</w:t>
-      </w:r>
-      <w:proofErr w:type="spellStart"/>
-      <w:r>
-        <w:t>middleName</w:t>
-      </w:r>
-      <w:proofErr w:type="spellEnd"/>
-      <w:r>
-        <w:t>": null</w:t>
+        <w:t xml:space="preserve">  "address": {</w:t>
+      </w:r>
+    </w:p>
+    <w:p>
+      <w:pPr>
+        <w:pStyle w:val="NoSpacing"/>
+      </w:pPr>
+      <w:r>
+        <w:t xml:space="preserve">    "city": "Amsterdam",</w:t>
+      </w:r>
+    </w:p>
+    <w:p>
+      <w:pPr>
+        <w:pStyle w:val="NoSpacing"/>
+      </w:pPr>
+      <w:r>
+        <w:t xml:space="preserve">    "zip": "1011AB"</w:t>
+      </w:r>
+    </w:p>
+    <w:p>
+      <w:pPr>
+        <w:pStyle w:val="NoSpacing"/>
+      </w:pPr>
+      <w:r>
+        <w:t xml:space="preserve">  }</w:t>
       </w:r>
     </w:p>
     <w:p>
@@ -679,8 +700,51 @@
         <w:rPr>
           <w:b/>
         </w:rPr>
-        <w:t>Object</w:t>
-      </w:r>
+        <w:t>Array</w:t>
+      </w:r>
+    </w:p>
+    <w:p>
+      <w:pPr>
+        <w:pStyle w:val="NoSpacing"/>
+      </w:pPr>
+      <w:proofErr w:type="gramStart"/>
+      <w:r>
+        <w:t>{  "</w:t>
+      </w:r>
+      <w:proofErr w:type="gramEnd"/>
+      <w:r>
+        <w:t>marks": [85, 90, 95]</w:t>
+      </w:r>
+      <w:r>
+        <w:t xml:space="preserve"> </w:t>
+      </w:r>
+      <w:r>
+        <w:t>}</w:t>
+      </w:r>
+    </w:p>
+    <w:p>
+      <w:pPr>
+        <w:pStyle w:val="NoSpacing"/>
+      </w:pPr>
+    </w:p>
+    <w:p>
+      <w:pPr>
+        <w:pStyle w:val="NoSpacing"/>
+        <w:rPr>
+          <w:b/>
+        </w:rPr>
+      </w:pPr>
+      <w:r>
+        <w:rPr>
+          <w:b/>
+        </w:rPr>
+        <w:t>Complex JSON Example (Nested)</w:t>
+      </w:r>
+    </w:p>
+    <w:p>
+      <w:pPr>
+        <w:pStyle w:val="NoSpacing"/>
+      </w:pPr>
     </w:p>
     <w:p>
       <w:pPr>
@@ -695,6 +759,30 @@
         <w:pStyle w:val="NoSpacing"/>
       </w:pPr>
       <w:r>
+        <w:t xml:space="preserve">  "id": 101,</w:t>
+      </w:r>
+    </w:p>
+    <w:p>
+      <w:pPr>
+        <w:pStyle w:val="NoSpacing"/>
+      </w:pPr>
+      <w:r>
+        <w:t xml:space="preserve">  "name": "Ananda",</w:t>
+      </w:r>
+    </w:p>
+    <w:p>
+      <w:pPr>
+        <w:pStyle w:val="NoSpacing"/>
+      </w:pPr>
+      <w:r>
+        <w:t xml:space="preserve">  "skills": ["React", "Node", "SQL"],</w:t>
+      </w:r>
+    </w:p>
+    <w:p>
+      <w:pPr>
+        <w:pStyle w:val="NoSpacing"/>
+      </w:pPr>
+      <w:r>
         <w:t xml:space="preserve">  "address": {</w:t>
       </w:r>
     </w:p>
@@ -703,6 +791,14 @@
         <w:pStyle w:val="NoSpacing"/>
       </w:pPr>
       <w:r>
+        <w:t xml:space="preserve">    "street": "Main Road",</w:t>
+      </w:r>
+    </w:p>
+    <w:p>
+      <w:pPr>
+        <w:pStyle w:val="NoSpacing"/>
+      </w:pPr>
+      <w:r>
         <w:t xml:space="preserve">    "city": "Amsterdam",</w:t>
       </w:r>
     </w:p>
@@ -711,15 +807,95 @@
         <w:pStyle w:val="NoSpacing"/>
       </w:pPr>
       <w:r>
-        <w:t xml:space="preserve">    "zip": "1011AB"</w:t>
-      </w:r>
-    </w:p>
-    <w:p>
-      <w:pPr>
-        <w:pStyle w:val="NoSpacing"/>
-      </w:pPr>
-      <w:r>
-        <w:t xml:space="preserve">  }</w:t>
+        <w:t xml:space="preserve">    "country": "Netherlands"</w:t>
+      </w:r>
+    </w:p>
+    <w:p>
+      <w:pPr>
+        <w:pStyle w:val="NoSpacing"/>
+      </w:pPr>
+      <w:r>
+        <w:t xml:space="preserve">  },</w:t>
+      </w:r>
+    </w:p>
+    <w:p>
+      <w:pPr>
+        <w:pStyle w:val="NoSpacing"/>
+      </w:pPr>
+      <w:r>
+        <w:t xml:space="preserve">  "projects": [</w:t>
+      </w:r>
+    </w:p>
+    <w:p>
+      <w:pPr>
+        <w:pStyle w:val="NoSpacing"/>
+      </w:pPr>
+      <w:r>
+        <w:t xml:space="preserve">    {</w:t>
+      </w:r>
+    </w:p>
+    <w:p>
+      <w:pPr>
+        <w:pStyle w:val="NoSpacing"/>
+      </w:pPr>
+      <w:r>
+        <w:t xml:space="preserve">      "title": "E-Commerce",</w:t>
+      </w:r>
+    </w:p>
+    <w:p>
+      <w:pPr>
+        <w:pStyle w:val="NoSpacing"/>
+      </w:pPr>
+      <w:r>
+        <w:t xml:space="preserve">      "year": 2024</w:t>
+      </w:r>
+    </w:p>
+    <w:p>
+      <w:pPr>
+        <w:pStyle w:val="NoSpacing"/>
+      </w:pPr>
+      <w:r>
+        <w:t xml:space="preserve">    },</w:t>
+      </w:r>
+    </w:p>
+    <w:p>
+      <w:pPr>
+        <w:pStyle w:val="NoSpacing"/>
+      </w:pPr>
+      <w:r>
+        <w:t xml:space="preserve">    {</w:t>
+      </w:r>
+    </w:p>
+    <w:p>
+      <w:pPr>
+        <w:pStyle w:val="NoSpacing"/>
+      </w:pPr>
+      <w:r>
+        <w:t xml:space="preserve">      "title": "HES System",</w:t>
+      </w:r>
+    </w:p>
+    <w:p>
+      <w:pPr>
+        <w:pStyle w:val="NoSpacing"/>
+      </w:pPr>
+      <w:r>
+        <w:t xml:space="preserve">      "year": 2025</w:t>
+      </w:r>
+    </w:p>
+    <w:p>
+      <w:pPr>
+        <w:pStyle w:val="NoSpacing"/>
+      </w:pPr>
+      <w:r>
+        <w:t xml:space="preserve">    }</w:t>
+      </w:r>
+    </w:p>
+    <w:p>
+      <w:pPr>
+        <w:pStyle w:val="NoSpacing"/>
+      </w:pPr>
+      <w:r>
+        <w:t xml:space="preserve">  ]</w:t>
       </w:r>
     </w:p>
     <w:p>
@@ -738,219 +914,17 @@
     <w:p>
       <w:pPr>
         <w:pStyle w:val="NoSpacing"/>
-        <w:rPr>
-          <w:b/>
-        </w:rPr>
-      </w:pPr>
-      <w:r>
-        <w:rPr>
-          <w:b/>
-        </w:rPr>
-        <w:t>Array</w:t>
-      </w:r>
-    </w:p>
-    <w:p>
-      <w:pPr>
-        <w:pStyle w:val="NoSpacing"/>
-      </w:pPr>
-      <w:proofErr w:type="gramStart"/>
-      <w:r>
-        <w:t>{  "</w:t>
-      </w:r>
-      <w:proofErr w:type="gramEnd"/>
-      <w:r>
-        <w:t>marks": [85, 90, 95]</w:t>
-      </w:r>
-      <w:r>
-        <w:t xml:space="preserve"> </w:t>
-      </w:r>
-      <w:r>
-        <w:t>}</w:t>
-      </w:r>
-    </w:p>
-    <w:p>
-      <w:pPr>
-        <w:pStyle w:val="NoSpacing"/>
-      </w:pPr>
-    </w:p>
-    <w:p>
-      <w:pPr>
-        <w:pStyle w:val="NoSpacing"/>
-        <w:rPr>
-          <w:b/>
-        </w:rPr>
-      </w:pPr>
-      <w:r>
-        <w:rPr>
-          <w:b/>
-        </w:rPr>
-        <w:t>Complex JSON Example (Nested)</w:t>
-      </w:r>
-    </w:p>
-    <w:p>
-      <w:pPr>
-        <w:pStyle w:val="NoSpacing"/>
-      </w:pPr>
-    </w:p>
-    <w:p>
-      <w:pPr>
-        <w:pStyle w:val="NoSpacing"/>
-      </w:pPr>
-      <w:r>
-        <w:t>{</w:t>
-      </w:r>
-    </w:p>
-    <w:p>
-      <w:pPr>
-        <w:pStyle w:val="NoSpacing"/>
-      </w:pPr>
-      <w:r>
-        <w:t xml:space="preserve">  "id": 101,</w:t>
-      </w:r>
-    </w:p>
-    <w:p>
-      <w:pPr>
-        <w:pStyle w:val="NoSpacing"/>
-      </w:pPr>
-      <w:r>
-        <w:t xml:space="preserve">  "name": "Ananda",</w:t>
-      </w:r>
-    </w:p>
-    <w:p>
-      <w:pPr>
-        <w:pStyle w:val="NoSpacing"/>
-      </w:pPr>
-      <w:r>
-        <w:t xml:space="preserve">  "skills": ["React", "Node", "SQL"],</w:t>
-      </w:r>
-    </w:p>
-    <w:p>
-      <w:pPr>
-        <w:pStyle w:val="NoSpacing"/>
-      </w:pPr>
-      <w:r>
-        <w:t xml:space="preserve">  "address": {</w:t>
-      </w:r>
-    </w:p>
-    <w:p>
-      <w:pPr>
-        <w:pStyle w:val="NoSpacing"/>
-      </w:pPr>
-      <w:r>
-        <w:t xml:space="preserve">    "street": "Main Road",</w:t>
-      </w:r>
-    </w:p>
-    <w:p>
-      <w:pPr>
-        <w:pStyle w:val="NoSpacing"/>
-      </w:pPr>
-      <w:r>
-        <w:t xml:space="preserve">    "city": "Amsterdam",</w:t>
-      </w:r>
-    </w:p>
-    <w:p>
-      <w:pPr>
-        <w:pStyle w:val="NoSpacing"/>
-      </w:pPr>
-      <w:r>
-        <w:t xml:space="preserve">    "country": "Netherlands"</w:t>
-      </w:r>
-    </w:p>
-    <w:p>
-      <w:pPr>
-        <w:pStyle w:val="NoSpacing"/>
-      </w:pPr>
-      <w:r>
-        <w:t xml:space="preserve">  },</w:t>
-      </w:r>
-    </w:p>
-    <w:p>
-      <w:pPr>
-        <w:pStyle w:val="NoSpacing"/>
-      </w:pPr>
-      <w:r>
-        <w:t xml:space="preserve">  "projects": [</w:t>
-      </w:r>
-    </w:p>
-    <w:p>
-      <w:pPr>
-        <w:pStyle w:val="NoSpacing"/>
-      </w:pPr>
-      <w:r>
-        <w:t xml:space="preserve">    {</w:t>
-      </w:r>
-    </w:p>
-    <w:p>
-      <w:pPr>
-        <w:pStyle w:val="NoSpacing"/>
-      </w:pPr>
-      <w:r>
-        <w:t xml:space="preserve">      "title": "E-Commerce",</w:t>
-      </w:r>
-    </w:p>
-    <w:p>
-      <w:pPr>
-        <w:pStyle w:val="NoSpacing"/>
-      </w:pPr>
-      <w:r>
-        <w:t xml:space="preserve">      "year": 2024</w:t>
-      </w:r>
-    </w:p>
-    <w:p>
-      <w:pPr>
-        <w:pStyle w:val="NoSpacing"/>
-      </w:pPr>
-      <w:r>
-        <w:t xml:space="preserve">    },</w:t>
-      </w:r>
-    </w:p>
-    <w:p>
-      <w:pPr>
-        <w:pStyle w:val="NoSpacing"/>
-      </w:pPr>
-      <w:r>
-        <w:t xml:space="preserve">    {</w:t>
-      </w:r>
-    </w:p>
-    <w:p>
-      <w:pPr>
-        <w:pStyle w:val="NoSpacing"/>
-      </w:pPr>
-      <w:r>
-        <w:t xml:space="preserve">      "title": "HES System",</w:t>
-      </w:r>
-    </w:p>
-    <w:p>
-      <w:pPr>
-        <w:pStyle w:val="NoSpacing"/>
-      </w:pPr>
-      <w:r>
-        <w:t xml:space="preserve">      "year": 2025</w:t>
-      </w:r>
-    </w:p>
-    <w:p>
-      <w:pPr>
-        <w:pStyle w:val="NoSpacing"/>
-      </w:pPr>
-      <w:r>
-        <w:t xml:space="preserve">    }</w:t>
-      </w:r>
-    </w:p>
-    <w:p>
-      <w:pPr>
-        <w:pStyle w:val="NoSpacing"/>
-      </w:pPr>
-      <w:r>
-        <w:t xml:space="preserve">  ]</w:t>
-      </w:r>
-    </w:p>
-    <w:p>
-      <w:pPr>
-        <w:pStyle w:val="NoSpacing"/>
-      </w:pPr>
-      <w:r>
-        <w:t>}</w:t>
-      </w:r>
+      </w:pPr>
+    </w:p>
+    <w:p>
+      <w:pPr>
+        <w:pStyle w:val="NoSpacing"/>
+      </w:pPr>
+    </w:p>
+    <w:p>
+      <w:pPr>
+        <w:pStyle w:val="NoSpacing"/>
+      </w:pPr>
     </w:p>
     <w:p>
       <w:pPr>
@@ -2926,11 +2900,11 @@
       <w:r>
         <w:t xml:space="preserve">A data </w:t>
       </w:r>
-      <w:proofErr w:type="gramStart"/>
-      <w:r>
-        <w:t>format</w:t>
-      </w:r>
-      <w:proofErr w:type="gramEnd"/>
+      <w:bookmarkStart w:id="0" w:name="_GoBack"/>
+      <w:bookmarkEnd w:id="0"/>
+      <w:r>
+        <w:t>formats</w:t>
+      </w:r>
     </w:p>
     <w:p>
       <w:pPr>
@@ -10249,8 +10223,6 @@
       <w:r>
         <w:t>Now you can use HOFs:</w:t>
       </w:r>
-      <w:bookmarkStart w:id="0" w:name="_GoBack"/>
-      <w:bookmarkEnd w:id="0"/>
     </w:p>
     <w:p>
       <w:pPr>
@@ -10524,6 +10496,119 @@
     </w:lvl>
   </w:abstractNum>
   <w:abstractNum w:abstractNumId="1" w15:restartNumberingAfterBreak="0">
+    <w:nsid w:val="0AB91B7A"/>
+    <w:multiLevelType w:val="hybridMultilevel"/>
+    <w:tmpl w:val="82C07B3A"/>
+    <w:lvl w:ilvl="0" w:tplc="40090001">
+      <w:start w:val="1"/>
+      <w:numFmt w:val="bullet"/>
+      <w:lvlText w:val=""/>
+      <w:lvlJc w:val="left"/>
+      <w:pPr>
+        <w:ind w:left="720" w:hanging="360"/>
+      </w:pPr>
+      <w:rPr>
+        <w:rFonts w:ascii="Symbol" w:hAnsi="Symbol" w:hint="default"/>
+      </w:rPr>
+    </w:lvl>
+    <w:lvl w:ilvl="1" w:tplc="40090003" w:tentative="1">
+      <w:start w:val="1"/>
+      <w:numFmt w:val="bullet"/>
+      <w:lvlText w:val="o"/>
+      <w:lvlJc w:val="left"/>
+      <w:pPr>
+        <w:ind w:left="1440" w:hanging="360"/>
+      </w:pPr>
+      <w:rPr>
+        <w:rFonts w:ascii="Courier New" w:hAnsi="Courier New" w:cs="Courier New" w:hint="default"/>
+      </w:rPr>
+    </w:lvl>
+    <w:lvl w:ilvl="2" w:tplc="40090005" w:tentative="1">
+      <w:start w:val="1"/>
+      <w:numFmt w:val="bullet"/>
+      <w:lvlText w:val=""/>
+      <w:lvlJc w:val="left"/>
+      <w:pPr>
+        <w:ind w:left="2160" w:hanging="360"/>
+      </w:pPr>
+      <w:rPr>
+        <w:rFonts w:ascii="Wingdings" w:hAnsi="Wingdings" w:hint="default"/>
+      </w:rPr>
+    </w:lvl>
+    <w:lvl w:ilvl="3" w:tplc="40090001" w:tentative="1">
+      <w:start w:val="1"/>
+      <w:numFmt w:val="bullet"/>
+      <w:lvlText w:val=""/>
+      <w:lvlJc w:val="left"/>
+      <w:pPr>
+        <w:ind w:left="2880" w:hanging="360"/>
+      </w:pPr>
+      <w:rPr>
+        <w:rFonts w:ascii="Symbol" w:hAnsi="Symbol" w:hint="default"/>
+      </w:rPr>
+    </w:lvl>
+    <w:lvl w:ilvl="4" w:tplc="40090003" w:tentative="1">
+      <w:start w:val="1"/>
+      <w:numFmt w:val="bullet"/>
+      <w:lvlText w:val="o"/>
+      <w:lvlJc w:val="left"/>
+      <w:pPr>
+        <w:ind w:left="3600" w:hanging="360"/>
+      </w:pPr>
+      <w:rPr>
+        <w:rFonts w:ascii="Courier New" w:hAnsi="Courier New" w:cs="Courier New" w:hint="default"/>
+      </w:rPr>
+    </w:lvl>
+    <w:lvl w:ilvl="5" w:tplc="40090005" w:tentative="1">
+      <w:start w:val="1"/>
+      <w:numFmt w:val="bullet"/>
+      <w:lvlText w:val=""/>
+      <w:lvlJc w:val="left"/>
+      <w:pPr>
+        <w:ind w:left="4320" w:hanging="360"/>
+      </w:pPr>
+      <w:rPr>
+        <w:rFonts w:ascii="Wingdings" w:hAnsi="Wingdings" w:hint="default"/>
+      </w:rPr>
+    </w:lvl>
+    <w:lvl w:ilvl="6" w:tplc="40090001" w:tentative="1">
+      <w:start w:val="1"/>
+      <w:numFmt w:val="bullet"/>
+      <w:lvlText w:val=""/>
+      <w:lvlJc w:val="left"/>
+      <w:pPr>
+        <w:ind w:left="5040" w:hanging="360"/>
+      </w:pPr>
+      <w:rPr>
+        <w:rFonts w:ascii="Symbol" w:hAnsi="Symbol" w:hint="default"/>
+      </w:rPr>
+    </w:lvl>
+    <w:lvl w:ilvl="7" w:tplc="40090003" w:tentative="1">
+      <w:start w:val="1"/>
+      <w:numFmt w:val="bullet"/>
+      <w:lvlText w:val="o"/>
+      <w:lvlJc w:val="left"/>
+      <w:pPr>
+        <w:ind w:left="5760" w:hanging="360"/>
+      </w:pPr>
+      <w:rPr>
+        <w:rFonts w:ascii="Courier New" w:hAnsi="Courier New" w:cs="Courier New" w:hint="default"/>
+      </w:rPr>
+    </w:lvl>
+    <w:lvl w:ilvl="8" w:tplc="40090005" w:tentative="1">
+      <w:start w:val="1"/>
+      <w:numFmt w:val="bullet"/>
+      <w:lvlText w:val=""/>
+      <w:lvlJc w:val="left"/>
+      <w:pPr>
+        <w:ind w:left="6480" w:hanging="360"/>
+      </w:pPr>
+      <w:rPr>
+        <w:rFonts w:ascii="Wingdings" w:hAnsi="Wingdings" w:hint="default"/>
+      </w:rPr>
+    </w:lvl>
+  </w:abstractNum>
+  <w:abstractNum w:abstractNumId="2" w15:restartNumberingAfterBreak="0">
     <w:nsid w:val="0C4F5B90"/>
     <w:multiLevelType w:val="hybridMultilevel"/>
     <w:tmpl w:val="6C323DD0"/>
@@ -10612,7 +10697,7 @@
       </w:pPr>
     </w:lvl>
   </w:abstractNum>
-  <w:abstractNum w:abstractNumId="2" w15:restartNumberingAfterBreak="0">
+  <w:abstractNum w:abstractNumId="3" w15:restartNumberingAfterBreak="0">
     <w:nsid w:val="0E783B85"/>
     <w:multiLevelType w:val="hybridMultilevel"/>
     <w:tmpl w:val="2DD25F7E"/>
@@ -10725,7 +10810,7 @@
       </w:rPr>
     </w:lvl>
   </w:abstractNum>
-  <w:abstractNum w:abstractNumId="3" w15:restartNumberingAfterBreak="0">
+  <w:abstractNum w:abstractNumId="4" w15:restartNumberingAfterBreak="0">
     <w:nsid w:val="29137949"/>
     <w:multiLevelType w:val="hybridMultilevel"/>
     <w:tmpl w:val="DF1A9E64"/>
@@ -10838,7 +10923,7 @@
       </w:rPr>
     </w:lvl>
   </w:abstractNum>
-  <w:abstractNum w:abstractNumId="4" w15:restartNumberingAfterBreak="0">
+  <w:abstractNum w:abstractNumId="5" w15:restartNumberingAfterBreak="0">
     <w:nsid w:val="2C7D7962"/>
     <w:multiLevelType w:val="multilevel"/>
     <w:tmpl w:val="DB46AA36"/>
@@ -10987,7 +11072,7 @@
       </w:rPr>
     </w:lvl>
   </w:abstractNum>
-  <w:abstractNum w:abstractNumId="5" w15:restartNumberingAfterBreak="0">
+  <w:abstractNum w:abstractNumId="6" w15:restartNumberingAfterBreak="0">
     <w:nsid w:val="2EB169EA"/>
     <w:multiLevelType w:val="hybridMultilevel"/>
     <w:tmpl w:val="0F4C1E20"/>
@@ -11100,7 +11185,7 @@
       </w:rPr>
     </w:lvl>
   </w:abstractNum>
-  <w:abstractNum w:abstractNumId="6" w15:restartNumberingAfterBreak="0">
+  <w:abstractNum w:abstractNumId="7" w15:restartNumberingAfterBreak="0">
     <w:nsid w:val="3A9F2A2A"/>
     <w:multiLevelType w:val="multilevel"/>
     <w:tmpl w:val="77FC8854"/>
@@ -11249,7 +11334,7 @@
       </w:rPr>
     </w:lvl>
   </w:abstractNum>
-  <w:abstractNum w:abstractNumId="7" w15:restartNumberingAfterBreak="0">
+  <w:abstractNum w:abstractNumId="8" w15:restartNumberingAfterBreak="0">
     <w:nsid w:val="41A3564A"/>
     <w:multiLevelType w:val="hybridMultilevel"/>
     <w:tmpl w:val="229C3388"/>
@@ -11362,7 +11447,120 @@
       </w:rPr>
     </w:lvl>
   </w:abstractNum>
-  <w:abstractNum w:abstractNumId="8" w15:restartNumberingAfterBreak="0">
+  <w:abstractNum w:abstractNumId="9" w15:restartNumberingAfterBreak="0">
+    <w:nsid w:val="5A802820"/>
+    <w:multiLevelType w:val="hybridMultilevel"/>
+    <w:tmpl w:val="11846332"/>
+    <w:lvl w:ilvl="0" w:tplc="40090001">
+      <w:start w:val="1"/>
+      <w:numFmt w:val="bullet"/>
+      <w:lvlText w:val=""/>
+      <w:lvlJc w:val="left"/>
+      <w:pPr>
+        <w:ind w:left="720" w:hanging="360"/>
+      </w:pPr>
+      <w:rPr>
+        <w:rFonts w:ascii="Symbol" w:hAnsi="Symbol" w:hint="default"/>
+      </w:rPr>
+    </w:lvl>
+    <w:lvl w:ilvl="1" w:tplc="40090003" w:tentative="1">
+      <w:start w:val="1"/>
+      <w:numFmt w:val="bullet"/>
+      <w:lvlText w:val="o"/>
+      <w:lvlJc w:val="left"/>
+      <w:pPr>
+        <w:ind w:left="1440" w:hanging="360"/>
+      </w:pPr>
+      <w:rPr>
+        <w:rFonts w:ascii="Courier New" w:hAnsi="Courier New" w:cs="Courier New" w:hint="default"/>
+      </w:rPr>
+    </w:lvl>
+    <w:lvl w:ilvl="2" w:tplc="40090005" w:tentative="1">
+      <w:start w:val="1"/>
+      <w:numFmt w:val="bullet"/>
+      <w:lvlText w:val=""/>
+      <w:lvlJc w:val="left"/>
+      <w:pPr>
+        <w:ind w:left="2160" w:hanging="360"/>
+      </w:pPr>
+      <w:rPr>
+        <w:rFonts w:ascii="Wingdings" w:hAnsi="Wingdings" w:hint="default"/>
+      </w:rPr>
+    </w:lvl>
+    <w:lvl w:ilvl="3" w:tplc="40090001" w:tentative="1">
+      <w:start w:val="1"/>
+      <w:numFmt w:val="bullet"/>
+      <w:lvlText w:val=""/>
+      <w:lvlJc w:val="left"/>
+      <w:pPr>
+        <w:ind w:left="2880" w:hanging="360"/>
+      </w:pPr>
+      <w:rPr>
+        <w:rFonts w:ascii="Symbol" w:hAnsi="Symbol" w:hint="default"/>
+      </w:rPr>
+    </w:lvl>
+    <w:lvl w:ilvl="4" w:tplc="40090003" w:tentative="1">
+      <w:start w:val="1"/>
+      <w:numFmt w:val="bullet"/>
+      <w:lvlText w:val="o"/>
+      <w:lvlJc w:val="left"/>
+      <w:pPr>
+        <w:ind w:left="3600" w:hanging="360"/>
+      </w:pPr>
+      <w:rPr>
+        <w:rFonts w:ascii="Courier New" w:hAnsi="Courier New" w:cs="Courier New" w:hint="default"/>
+      </w:rPr>
+    </w:lvl>
+    <w:lvl w:ilvl="5" w:tplc="40090005" w:tentative="1">
+      <w:start w:val="1"/>
+      <w:numFmt w:val="bullet"/>
+      <w:lvlText w:val=""/>
+      <w:lvlJc w:val="left"/>
+      <w:pPr>
+        <w:ind w:left="4320" w:hanging="360"/>
+      </w:pPr>
+      <w:rPr>
+        <w:rFonts w:ascii="Wingdings" w:hAnsi="Wingdings" w:hint="default"/>
+      </w:rPr>
+    </w:lvl>
+    <w:lvl w:ilvl="6" w:tplc="40090001" w:tentative="1">
+      <w:start w:val="1"/>
+      <w:numFmt w:val="bullet"/>
+      <w:lvlText w:val=""/>
+      <w:lvlJc w:val="left"/>
+      <w:pPr>
+        <w:ind w:left="5040" w:hanging="360"/>
+      </w:pPr>
+      <w:rPr>
+        <w:rFonts w:ascii="Symbol" w:hAnsi="Symbol" w:hint="default"/>
+      </w:rPr>
+    </w:lvl>
+    <w:lvl w:ilvl="7" w:tplc="40090003" w:tentative="1">
+      <w:start w:val="1"/>
+      <w:numFmt w:val="bullet"/>
+      <w:lvlText w:val="o"/>
+      <w:lvlJc w:val="left"/>
+      <w:pPr>
+        <w:ind w:left="5760" w:hanging="360"/>
+      </w:pPr>
+      <w:rPr>
+        <w:rFonts w:ascii="Courier New" w:hAnsi="Courier New" w:cs="Courier New" w:hint="default"/>
+      </w:rPr>
+    </w:lvl>
+    <w:lvl w:ilvl="8" w:tplc="40090005" w:tentative="1">
+      <w:start w:val="1"/>
+      <w:numFmt w:val="bullet"/>
+      <w:lvlText w:val=""/>
+      <w:lvlJc w:val="left"/>
+      <w:pPr>
+        <w:ind w:left="6480" w:hanging="360"/>
+      </w:pPr>
+      <w:rPr>
+        <w:rFonts w:ascii="Wingdings" w:hAnsi="Wingdings" w:hint="default"/>
+      </w:rPr>
+    </w:lvl>
+  </w:abstractNum>
+  <w:abstractNum w:abstractNumId="10" w15:restartNumberingAfterBreak="0">
     <w:nsid w:val="613E566B"/>
     <w:multiLevelType w:val="hybridMultilevel"/>
     <w:tmpl w:val="53EA8D34"/>
@@ -11475,7 +11673,7 @@
       </w:rPr>
     </w:lvl>
   </w:abstractNum>
-  <w:abstractNum w:abstractNumId="9" w15:restartNumberingAfterBreak="0">
+  <w:abstractNum w:abstractNumId="11" w15:restartNumberingAfterBreak="0">
     <w:nsid w:val="6B641C04"/>
     <w:multiLevelType w:val="hybridMultilevel"/>
     <w:tmpl w:val="1048129C"/>
@@ -11588,7 +11786,7 @@
       </w:rPr>
     </w:lvl>
   </w:abstractNum>
-  <w:abstractNum w:abstractNumId="10" w15:restartNumberingAfterBreak="0">
+  <w:abstractNum w:abstractNumId="12" w15:restartNumberingAfterBreak="0">
     <w:nsid w:val="76A15926"/>
     <w:multiLevelType w:val="hybridMultilevel"/>
     <w:tmpl w:val="6276D1E8"/>
@@ -11677,7 +11875,7 @@
       </w:pPr>
     </w:lvl>
   </w:abstractNum>
-  <w:abstractNum w:abstractNumId="11" w15:restartNumberingAfterBreak="0">
+  <w:abstractNum w:abstractNumId="13" w15:restartNumberingAfterBreak="0">
     <w:nsid w:val="77D752E5"/>
     <w:multiLevelType w:val="multilevel"/>
     <w:tmpl w:val="BF98D5A2"/>
@@ -11826,7 +12024,7 @@
       </w:rPr>
     </w:lvl>
   </w:abstractNum>
-  <w:abstractNum w:abstractNumId="12" w15:restartNumberingAfterBreak="0">
+  <w:abstractNum w:abstractNumId="14" w15:restartNumberingAfterBreak="0">
     <w:nsid w:val="7B500B71"/>
     <w:multiLevelType w:val="hybridMultilevel"/>
     <w:tmpl w:val="AD60B87A"/>
@@ -11916,43 +12114,49 @@
     </w:lvl>
   </w:abstractNum>
   <w:num w:numId="1">
-    <w:abstractNumId w:val="1"/>
+    <w:abstractNumId w:val="2"/>
   </w:num>
   <w:num w:numId="2">
-    <w:abstractNumId w:val="4"/>
+    <w:abstractNumId w:val="5"/>
   </w:num>
   <w:num w:numId="3">
-    <w:abstractNumId w:val="10"/>
+    <w:abstractNumId w:val="12"/>
   </w:num>
   <w:num w:numId="4">
-    <w:abstractNumId w:val="12"/>
+    <w:abstractNumId w:val="14"/>
   </w:num>
   <w:num w:numId="5">
-    <w:abstractNumId w:val="11"/>
+    <w:abstractNumId w:val="13"/>
   </w:num>
   <w:num w:numId="6">
-    <w:abstractNumId w:val="6"/>
+    <w:abstractNumId w:val="7"/>
   </w:num>
   <w:num w:numId="7">
     <w:abstractNumId w:val="0"/>
   </w:num>
   <w:num w:numId="8">
-    <w:abstractNumId w:val="2"/>
+    <w:abstractNumId w:val="3"/>
   </w:num>
   <w:num w:numId="9">
-    <w:abstractNumId w:val="9"/>
+    <w:abstractNumId w:val="11"/>
   </w:num>
   <w:num w:numId="10">
-    <w:abstractNumId w:val="5"/>
+    <w:abstractNumId w:val="6"/>
   </w:num>
   <w:num w:numId="11">
-    <w:abstractNumId w:val="3"/>
+    <w:abstractNumId w:val="4"/>
   </w:num>
   <w:num w:numId="12">
+    <w:abstractNumId w:val="10"/>
+  </w:num>
+  <w:num w:numId="13">
     <w:abstractNumId w:val="8"/>
   </w:num>
-  <w:num w:numId="13">
-    <w:abstractNumId w:val="7"/>
+  <w:num w:numId="14">
+    <w:abstractNumId w:val="1"/>
+  </w:num>
+  <w:num w:numId="15">
+    <w:abstractNumId w:val="9"/>
   </w:num>
 </w:numbering>
 </file>
